--- a/QLTruongHoc/BPD_App_Quan_Ly_Truong_Hoc_Trung_Tam_v0.1.docx
+++ b/QLTruongHoc/BPD_App_Quan_Ly_Truong_Hoc_Trung_Tam_v0.1.docx
@@ -9329,6 +9329,88 @@
     <w:p>
       <w:r>
         <w:t>Kiến trúc ResidenceCore có thể tái sử dụng đáng kể ở các lớp nền tảng: người dùng, phân quyền, tổ chức, hồ sơ con người, lịch, thông báo, portal, tài chính theo kỳ và phong cách UI. Tuy nhiên ứng dụng trường học cần lấy lớp học, enrollment, class session, guardian và chương trình đào tạo làm trục dữ liệu trung tâm. Phương án phù hợp là phát triển một nền tảng chung đa đơn vị, sau đó kích hoạt các extension nghiệp vụ cho mầm non và trung tâm ngoại ngữ thay vì làm hai ứng dụng tách rời.</w:t>
+      </w:r>
+    </w:p>
+    <w:p>
+      <w:pPr>
+        <w:pStyle w:val="Heading1"/>
+      </w:pPr>
+      <w:r>
+        <w:t>18. Quyết định triển khai — nhật ký theo từng bước code</w:t>
+      </w:r>
+    </w:p>
+    <w:p>
+      <w:r>
+        <w:t>Mục này ghi nhận các quyết định nghiệp vụ phát sinh trong quá trình code từng bước (A01, A02...). Append-only: mỗi bước thêm một mục con, không xoá hoặc sửa lại quyết định của bước trước; nếu quyết định cũ bị thay đổi thì đánh dấu "đã thay thế" và ghi quyết định mới bên dưới, không xoá quyết định cũ.</w:t>
+      </w:r>
+    </w:p>
+    <w:p>
+      <w:pPr>
+        <w:pStyle w:val="Heading3"/>
+      </w:pPr>
+      <w:r>
+        <w:t>18.1 A01 — Quản lý cây đơn vị (2026-07-21)</w:t>
+      </w:r>
+    </w:p>
+    <w:p>
+      <w:r>
+        <w:t>Quyết định:</w:t>
+      </w:r>
+    </w:p>
+    <w:p>
+      <w:pPr>
+        <w:pStyle w:val="ListBullet"/>
+      </w:pPr>
+      <w:r>
+        <w:t>Chỉ Quản trị hệ thống (quyền he_thong.quan_tri) được tạo, sửa thông tin và ngừng hoạt động đơn vị (DonVi) trong giai đoạn này.</w:t>
+      </w:r>
+    </w:p>
+    <w:p>
+      <w:pPr>
+        <w:pStyle w:val="ListBullet"/>
+      </w:pPr>
+      <w:r>
+        <w:t>Quản lý đơn vị (quyền don_vi.quan_ly) chỉ được xem cây đơn vị (đơn vị mình đang làm việc và đơn vị con trực tiếp nếu có), không được tạo/sửa/ngừng hoạt động.</w:t>
+      </w:r>
+    </w:p>
+    <w:p>
+      <w:pPr>
+        <w:pStyle w:val="ListBullet"/>
+      </w:pPr>
+      <w:r>
+        <w:t>Không cho đổi loaiDonVi của một đơn vị đã có dữ liệu nghiệp vụ con (người dùng, lớp, học sinh) gắn vào.</w:t>
+      </w:r>
+    </w:p>
+    <w:p>
+      <w:pPr>
+        <w:pStyle w:val="ListBullet"/>
+      </w:pPr>
+      <w:r>
+        <w:t>Không cho ngừng hoạt động một đơn vị còn đơn vị con đang hoạt động.</w:t>
+      </w:r>
+    </w:p>
+    <w:p>
+      <w:pPr>
+        <w:pStyle w:val="ListBullet"/>
+      </w:pPr>
+      <w:r>
+        <w:t>Node hệ thống gốc (DonVi mã SYSTEM, loaiDonVi = he_thong) không được ngừng hoạt động trong mọi trường hợp.</w:t>
+      </w:r>
+    </w:p>
+    <w:p>
+      <w:pPr>
+        <w:pStyle w:val="ListBullet"/>
+      </w:pPr>
+      <w:r>
+        <w:t>Lý do giới hạn quyền: đơn giản hoá MVP, tránh rủi ro tạo sai cấu trúc tổ chức trong giai đoạn đầu. Sẽ xem xét mở rộng cho Quản lý đơn vị tự tạo Cơ sở (chi nhánh) trực thuộc khi có nhu cầu thật.</w:t>
+      </w:r>
+    </w:p>
+    <w:p>
+      <w:pPr>
+        <w:pStyle w:val="ListBullet"/>
+      </w:pPr>
+      <w:r>
+        <w:t>Chi tiết phân tích đầy đủ: docs/analysis/A01_cay_don_vi.md trong repo code.</w:t>
       </w:r>
     </w:p>
     <w:sectPr>

--- a/QLTruongHoc/BPD_App_Quan_Ly_Truong_Hoc_Trung_Tam_v0.1.docx
+++ b/QLTruongHoc/BPD_App_Quan_Ly_Truong_Hoc_Trung_Tam_v0.1.docx
@@ -9411,6 +9411,83 @@
       </w:pPr>
       <w:r>
         <w:t>Chi tiết phân tích đầy đủ: docs/analysis/A01_cay_don_vi.md trong repo code.</w:t>
+      </w:r>
+    </w:p>
+    <w:p>
+      <w:pPr>
+        <w:pStyle w:val="Heading3"/>
+      </w:pPr>
+      <w:r>
+        <w:t>18.2 Kiến trúc menu theo quyền và loại hình đào tạo (2026-07-21)</w:t>
+      </w:r>
+    </w:p>
+    <w:p>
+      <w:r>
+        <w:t>Rà soát lại yêu cầu ban đầu, xác nhận và chốt quyết định:</w:t>
+      </w:r>
+    </w:p>
+    <w:p>
+      <w:pPr>
+        <w:pStyle w:val="ListBullet"/>
+      </w:pPr>
+      <w:r>
+        <w:t>Quản trị hệ thống (he_thong.quan_tri) thấy toàn bộ cây đơn vị — đã đúng theo A01.</w:t>
+      </w:r>
+    </w:p>
+    <w:p>
+      <w:pPr>
+        <w:pStyle w:val="ListBullet"/>
+      </w:pPr>
+      <w:r>
+        <w:t>Người dùng vai trò khác chỉ được phân quyền vào từng đơn vị cụ thể qua NguoiDungVaiTroDonVi; bắt buộc chọn đơn vị làm việc ngay sau đăng nhập nếu có nhiều quyền — đã đúng từ Sprint 0.</w:t>
+      </w:r>
+    </w:p>
+    <w:p>
+      <w:pPr>
+        <w:pStyle w:val="ListBullet"/>
+      </w:pPr>
+      <w:r>
+        <w:t>Menu hiển thị phải khác nhau theo loại hình đào tạo của đơn vị đang chọn (mầm non / ngoại ngữ / tin học): mục menu nào chỉ áp dụng cho một số loại hình phải khai báo rõ, không khai báo nghĩa là dùng chung cho mọi loại hình.</w:t>
+      </w:r>
+    </w:p>
+    <w:p>
+      <w:pPr>
+        <w:pStyle w:val="ListBullet"/>
+      </w:pPr>
+      <w:r>
+        <w:t>Lọc theo loại hình áp dụng cho tất cả người dùng, kể cả quản trị hệ thống — menu phải phản ánh đúng nghiệp vụ của đơn vị đang đứng, không phải phản ánh quyền hạn người xem.</w:t>
+      </w:r>
+    </w:p>
+    <w:p>
+      <w:pPr>
+        <w:pStyle w:val="ListBullet"/>
+      </w:pPr>
+      <w:r>
+        <w:t>Đơn vị loại hệ thống (node gốc) chỉ thấy menu dùng chung và menu Hệ thống, không thấy menu nghiệp vụ chuyên biệt theo loại hình nào.</w:t>
+      </w:r>
+    </w:p>
+    <w:p>
+      <w:pPr>
+        <w:pStyle w:val="ListBullet"/>
+      </w:pPr>
+      <w:r>
+        <w:t>Menu khác theo vai trò tiếp tục lọc gián tiếp qua quyền (Quyen) đã gán cho vai trò, không so khớp cứng theo tên vai trò — giữ nhất quán với quy tắc đã chốt ở phân quyền vai trò hệ thống (mục 18.1).</w:t>
+      </w:r>
+    </w:p>
+    <w:p>
+      <w:pPr>
+        <w:pStyle w:val="ListBullet"/>
+      </w:pPr>
+      <w:r>
+        <w:t>Phạm vi áp dụng: Sprint 0-1 chưa có menu nào cần gắn loại hình (toàn bộ là nghiệp vụ dùng chung); cơ chế chuẩn bị sẵn để Sprint 7 (nghiệp vụ chuyên biệt mầm non/ngoại ngữ/tin học) dùng ngay không phải sửa lại kiến trúc menu.</w:t>
+      </w:r>
+    </w:p>
+    <w:p>
+      <w:pPr>
+        <w:pStyle w:val="ListBullet"/>
+      </w:pPr>
+      <w:r>
+        <w:t>Chi tiết phân tích đầy đủ: docs/analysis/menu_theo_quyen_va_loai_hinh.md trong repo code.</w:t>
       </w:r>
     </w:p>
     <w:sectPr>

--- a/QLTruongHoc/BPD_App_Quan_Ly_Truong_Hoc_Trung_Tam_v0.1.docx
+++ b/QLTruongHoc/BPD_App_Quan_Ly_Truong_Hoc_Trung_Tam_v0.1.docx
@@ -9488,6 +9488,75 @@
       </w:pPr>
       <w:r>
         <w:t>Chi tiết phân tích đầy đủ: docs/analysis/menu_theo_quyen_va_loai_hinh.md trong repo code.</w:t>
+      </w:r>
+    </w:p>
+    <w:p>
+      <w:pPr>
+        <w:pStyle w:val="Heading3"/>
+      </w:pPr>
+      <w:r>
+        <w:t>18.3 D01/D03 — Hồ sơ học sinh và phụ huynh (2026-07-21)</w:t>
+      </w:r>
+    </w:p>
+    <w:p>
+      <w:r>
+        <w:t>Phạm vi: chỉ hồ sơ học sinh, hồ sơ phụ huynh và liên kết giữa hai bên. Chưa gồm tài khoản đăng nhập phụ huynh (để bước sau, phụ thuộc bước này) và chưa gồm luồng Lead / tuyển sinh (C01-C06, cũng để bước sau). Quyết định:</w:t>
+      </w:r>
+    </w:p>
+    <w:p>
+      <w:pPr>
+        <w:pStyle w:val="ListBullet"/>
+      </w:pPr>
+      <w:r>
+        <w:t>Mã học sinh (maHocSinh) do hệ thống tự sinh theo đơn vị, không cho nhập tay, để tránh trùng và sai định dạng.</w:t>
+      </w:r>
+    </w:p>
+    <w:p>
+      <w:pPr>
+        <w:pStyle w:val="ListBullet"/>
+      </w:pPr>
+      <w:r>
+        <w:t>Một phụ huynh có thể là người giám hộ của nhiều học sinh trong cùng đơn vị. Khi thêm phụ huynh cho một học sinh, hệ thống dò theo số điện thoại trong cùng đơn vị trước — nếu đã tồn tại phụ huynh với số điện thoại đó thì tái sử dụng hồ sơ cũ, không tạo phụ huynh trùng.</w:t>
+      </w:r>
+    </w:p>
+    <w:p>
+      <w:pPr>
+        <w:pStyle w:val="ListBullet"/>
+      </w:pPr>
+      <w:r>
+        <w:t>Một học sinh có thể có nhiều người giám hộ nhưng tại một thời điểm chỉ có đúng một người là liên hệ chính; đặt liên hệ chính mới sẽ tự bỏ đánh dấu liên hệ chính cũ.</w:t>
+      </w:r>
+    </w:p>
+    <w:p>
+      <w:pPr>
+        <w:pStyle w:val="ListBullet"/>
+      </w:pPr>
+      <w:r>
+        <w:t>Không cho gỡ liên kết phụ huynh nếu đó là liên hệ chính duy nhất còn phụ huynh khác chưa được chỉ định lại, và không cho gỡ liên kết cuối cùng của một học sinh.</w:t>
+      </w:r>
+    </w:p>
+    <w:p>
+      <w:pPr>
+        <w:pStyle w:val="ListBullet"/>
+      </w:pPr>
+      <w:r>
+        <w:t>Đổi trạng thái học sinh không xoá hồ sơ, không xoá liên kết phụ huynh — giữ lịch sử đúng nguyên tắc chung của BPD.</w:t>
+      </w:r>
+    </w:p>
+    <w:p>
+      <w:pPr>
+        <w:pStyle w:val="ListBullet"/>
+      </w:pPr>
+      <w:r>
+        <w:t>Không thêm trường riêng theo loại hình đào tạo ở bước này (hồ sơ sức khỏe mầm non, người đón trẻ chi tiết để lại Sprint 7) — tránh cấu hình sớm khi chưa cần.</w:t>
+      </w:r>
+    </w:p>
+    <w:p>
+      <w:pPr>
+        <w:pStyle w:val="ListBullet"/>
+      </w:pPr>
+      <w:r>
+        <w:t>Chi tiết phân tích đầy đủ: docs/analysis/D01_D03_ho_so_hoc_sinh_phu_huynh.md trong repo code.</w:t>
       </w:r>
     </w:p>
     <w:sectPr>

--- a/QLTruongHoc/BPD_App_Quan_Ly_Truong_Hoc_Trung_Tam_v0.1.docx
+++ b/QLTruongHoc/BPD_App_Quan_Ly_Truong_Hoc_Trung_Tam_v0.1.docx
@@ -9557,6 +9557,75 @@
       </w:pPr>
       <w:r>
         <w:t>Chi tiết phân tích đầy đủ: docs/analysis/D01_D03_ho_so_hoc_sinh_phu_huynh.md trong repo code.</w:t>
+      </w:r>
+    </w:p>
+    <w:p>
+      <w:pPr>
+        <w:pStyle w:val="Heading3"/>
+      </w:pPr>
+      <w:r>
+        <w:t>18.4 C01/C02/C03/C06 — Lead và chuyển đổi thành học sinh (2026-07-21)</w:t>
+      </w:r>
+    </w:p>
+    <w:p>
+      <w:r>
+        <w:t>Phạm vi: tiếp nhận lead, ghi nhận nhu cầu, lịch sử chăm sóc, xác nhận đăng ký. Chưa gồm kiểm tra đầu vào ngoại ngữ (C05, để Sprint 7) và tài khoản đăng nhập phụ huynh (C07, bước riêng ngay sau). Quyết định:</w:t>
+      </w:r>
+    </w:p>
+    <w:p>
+      <w:pPr>
+        <w:pStyle w:val="ListBullet"/>
+      </w:pPr>
+      <w:r>
+        <w:t>Lead không tự động thành học sinh. Chuyển đổi chỉ xảy ra qua hành động rõ ràng "Xác nhận đăng ký", không suy ra từ việc đổi trạng thái lead thông thường.</w:t>
+      </w:r>
+    </w:p>
+    <w:p>
+      <w:pPr>
+        <w:pStyle w:val="ListBullet"/>
+      </w:pPr>
+      <w:r>
+        <w:t>Xác nhận đăng ký tái sử dụng đúng luồng đã chốt ở D03: tạo học sinh mới, thêm phụ huynh theo số điện thoại của lead — nếu số điện thoại đã trùng phụ huynh có sẵn trong đơn vị thì tái sử dụng, không tạo trùng.</w:t>
+      </w:r>
+    </w:p>
+    <w:p>
+      <w:pPr>
+        <w:pStyle w:val="ListBullet"/>
+      </w:pPr>
+      <w:r>
+        <w:t>Một lead chỉ chuyển đổi thành học sinh đúng một lần; lead đã đăng ký hoặc đã đánh dấu không tiếp tục thì khoá, không cho xác nhận đăng ký lại (phải mở lại trạng thái nếu cần chăm sóc lại từ khong_tiep_tuc).</w:t>
+      </w:r>
+    </w:p>
+    <w:p>
+      <w:pPr>
+        <w:pStyle w:val="ListBullet"/>
+      </w:pPr>
+      <w:r>
+        <w:t>Lịch sử chăm sóc (hoạt động lead) append-only, không sửa/xoá, đúng nguyên tắc chung đã có ở lịch sử phụ huynh.</w:t>
+      </w:r>
+    </w:p>
+    <w:p>
+      <w:pPr>
+        <w:pStyle w:val="ListBullet"/>
+      </w:pPr>
+      <w:r>
+        <w:t>Phân quyền: vai trò Tư vấn viên (tu_van) được cấp thêm quyền tuyen_sinh.quan_ly (dùng chung phạm vi với vai trò Tuyển sinh) vì nghiệp vụ tư vấn viên cần tạo được hoạt động chăm sóc, không chỉ xem. Chưa tách quyền chi tiết hơn giữa hai vai trò ở MVP này — sẽ xem xét tách khi vận hành thật cho thấy cần thiết.</w:t>
+      </w:r>
+    </w:p>
+    <w:p>
+      <w:pPr>
+        <w:pStyle w:val="ListBullet"/>
+      </w:pPr>
+      <w:r>
+        <w:t>Không thêm trường riêng theo loại hình đào tạo cho lead; trường độ tuổi/trình độ quan tâm dùng chung một ô ghi chú tự do cho cả mầm non và ngoại ngữ/tin học.</w:t>
+      </w:r>
+    </w:p>
+    <w:p>
+      <w:pPr>
+        <w:pStyle w:val="ListBullet"/>
+      </w:pPr>
+      <w:r>
+        <w:t>Chi tiết phân tích đầy đủ: docs/analysis/C01_C03_C06_lead_tuyen_sinh.md trong repo code.</w:t>
       </w:r>
     </w:p>
     <w:sectPr>

--- a/QLTruongHoc/BPD_App_Quan_Ly_Truong_Hoc_Trung_Tam_v0.1.docx
+++ b/QLTruongHoc/BPD_App_Quan_Ly_Truong_Hoc_Trung_Tam_v0.1.docx
@@ -9626,6 +9626,72 @@
       </w:pPr>
       <w:r>
         <w:t>Chi tiết phân tích đầy đủ: docs/analysis/C01_C03_C06_lead_tuyen_sinh.md trong repo code.</w:t>
+      </w:r>
+    </w:p>
+    <w:p>
+      <w:pPr>
+        <w:pStyle w:val="Heading3"/>
+      </w:pPr>
+      <w:r>
+        <w:t>18.5 C07 — Tài khoản đăng nhập phụ huynh (2026-07-21)</w:t>
+      </w:r>
+    </w:p>
+    <w:p>
+      <w:r>
+        <w:t>Bước cuối Sprint 1. Quyết định:</w:t>
+      </w:r>
+    </w:p>
+    <w:p>
+      <w:pPr>
+        <w:pStyle w:val="ListBullet"/>
+      </w:pPr>
+      <w:r>
+        <w:t>Tài khoản phụ huynh gắn theo guardian-person qua PhuHuynh.nguoiDungId đã có sẵn từ D03. Nếu phụ huynh đã có tài khoản (từ một con khác), không tạo tài khoản mới — chỉ trả về đúng tên đăng nhập hiện có.</w:t>
+      </w:r>
+    </w:p>
+    <w:p>
+      <w:pPr>
+        <w:pStyle w:val="ListBullet"/>
+      </w:pPr>
+      <w:r>
+        <w:t>Tên đăng nhập sinh tự động từ số điện thoại phụ huynh, dò trùng toàn hệ thống, thêm hậu tố nếu trùng. Mật khẩu tạm ngẫu nhiên, bắt buộc đổi khi đăng nhập lần đầu, đúng quy ước đã dùng ở Sprint 0.</w:t>
+      </w:r>
+    </w:p>
+    <w:p>
+      <w:pPr>
+        <w:pStyle w:val="ListBullet"/>
+      </w:pPr>
+      <w:r>
+        <w:t>Đổi cách phân quyền cho hành động dùng chung nhiều vai trò: thay vì tiếp tục cấp chéo quyền cho từng vai trò (như đã làm ở tu_van tại mục 18.4), từ bước này dùng middleware requireAnyPermission chấp nhận một trong nhiều mã quyền (hoc_sinh.quan_ly hoặc tuyen_sinh.quan_ly). Lý do: đây là lần thứ hai gặp đúng nhu cầu tương tự, tiếp tục cấp quyền chéo sẽ làm quyền từng vai trò phình to không kiểm soát được.</w:t>
+      </w:r>
+    </w:p>
+    <w:p>
+      <w:pPr>
+        <w:pStyle w:val="ListBullet"/>
+      </w:pPr>
+      <w:r>
+        <w:t>Chưa gửi thông tin đăng nhập qua SMS/email tự động — vẫn hiển thị trực tiếp cho người thao tác, chờ quyết định tích hợp kênh gửi ở mục 15 BPD.</w:t>
+      </w:r>
+    </w:p>
+    <w:p>
+      <w:pPr>
+        <w:pStyle w:val="ListBullet"/>
+      </w:pPr>
+      <w:r>
+        <w:t>Chi tiết phân tích đầy đủ: docs/analysis/C07_tai_khoan_phu_huynh.md trong repo code.</w:t>
+      </w:r>
+    </w:p>
+    <w:p>
+      <w:pPr>
+        <w:pStyle w:val="Heading3"/>
+      </w:pPr>
+      <w:r>
+        <w:t>18.6 Mật khẩu tạm cố định cho tài khoản mới (2026-07-21)</w:t>
+      </w:r>
+    </w:p>
+    <w:p>
+      <w:r>
+        <w:t>Theo yêu cầu người dùng, đổi mật khẩu tạm khi tạo tài khoản (nhân viên và phụ huynh, kể cả tài khoản phụ huynh tạo ở mục 18.5) từ ngẫu nhiên sang giá trị cố định Edu@123Qaz. Vẫn giữ nguyên bắt buộc đổi mật khẩu ngay lần đăng nhập đầu tiên (batBuocDoiMatKhau = true) — đây là điều kiện bù trừ cho việc mật khẩu ban đầu có thể đoán được. Áp dụng cho mọi luồng tạo tài khoản dùng chung hàm createTemporaryPassword trong server/services/user.service.ts: tạo người dùng ở Quản lý người dùng, reset mật khẩu, và tạo tài khoản phụ huynh.</w:t>
       </w:r>
     </w:p>
     <w:sectPr>

--- a/QLTruongHoc/BPD_App_Quan_Ly_Truong_Hoc_Trung_Tam_v0.1.docx
+++ b/QLTruongHoc/BPD_App_Quan_Ly_Truong_Hoc_Trung_Tam_v0.1.docx
@@ -9692,6 +9692,75 @@
     <w:p>
       <w:r>
         <w:t>Theo yêu cầu người dùng, đổi mật khẩu tạm khi tạo tài khoản (nhân viên và phụ huynh, kể cả tài khoản phụ huynh tạo ở mục 18.5) từ ngẫu nhiên sang giá trị cố định Edu@123Qaz. Vẫn giữ nguyên bắt buộc đổi mật khẩu ngay lần đăng nhập đầu tiên (batBuocDoiMatKhau = true) — đây là điều kiện bù trừ cho việc mật khẩu ban đầu có thể đoán được. Áp dụng cho mọi luồng tạo tài khoản dùng chung hàm createTemporaryPassword trong server/services/user.service.ts: tạo người dùng ở Quản lý người dùng, reset mật khẩu, và tạo tài khoản phụ huynh.</w:t>
+      </w:r>
+    </w:p>
+    <w:p>
+      <w:pPr>
+        <w:pStyle w:val="Heading3"/>
+      </w:pPr>
+      <w:r>
+        <w:t>18.7 E01/E02/E03/E04 — Chương trình, giáo viên, lớp học, xếp lớp (2026-07-21)</w:t>
+      </w:r>
+    </w:p>
+    <w:p>
+      <w:r>
+        <w:t>Mở đầu Sprint 2. Phạm vi: chương trình đào tạo, hồ sơ giáo viên, lớp học, xếp học sinh vào lớp, phân công giáo viên. Chưa gồm lịch học/buổi học/kiểm tra xung đột/nghỉ và học bù (E05-E08, để bước riêng tiếp theo). Quyết định:</w:t>
+      </w:r>
+    </w:p>
+    <w:p>
+      <w:pPr>
+        <w:pStyle w:val="ListBullet"/>
+      </w:pPr>
+      <w:r>
+        <w:t>Dùng vai trò Nhân viên học vụ (hoc_vu) đã seed sẵn làm actor chính cho module lớp học, không tạo vai trò Quản lý chuyên môn riêng như BPD mục 5 có nhắc — vai trò đó chỉ thật sự cần khi làm tới module Học tập (duyệt bài giảng/kết quả), chưa triển khai. Sẽ xem xét tách khi tới lúc.</w:t>
+      </w:r>
+    </w:p>
+    <w:p>
+      <w:pPr>
+        <w:pStyle w:val="ListBullet"/>
+      </w:pPr>
+      <w:r>
+        <w:t>Mã chương trình đào tạo và mã lớp cho nhân viên tự đặt (có ý nghĩa, ví dụ IELTS-6.5, MAM-LA1), khác với mã học sinh/phụ huynh/lead tự sinh chỉ cần duy nhất — vì đây là thông tin nghiệp vụ cần dễ nhận diện theo quy ước riêng từng đơn vị.</w:t>
+      </w:r>
+    </w:p>
+    <w:p>
+      <w:pPr>
+        <w:pStyle w:val="ListBullet"/>
+      </w:pPr>
+      <w:r>
+        <w:t>Không làm cơ chế tạo tài khoản đăng nhập riêng cho giáo viên như đã làm cho phụ huynh (C07). Giáo viên dùng chung luồng Quản lý người dùng đã có từ Sprint 0 (vai trò giao_vien), hồ sơ giáo viên (GiaoVien) liên kết nguoiDungId tuỳ chọn, có thể để trống và bổ sung sau.</w:t>
+      </w:r>
+    </w:p>
+    <w:p>
+      <w:pPr>
+        <w:pStyle w:val="ListBullet"/>
+      </w:pPr>
+      <w:r>
+        <w:t>Không vượt sĩ số tối đa của lớp — chặn cứng, chưa làm cơ chế phê duyệt vượt sĩ số ở MVP này dù BPD 7.2 có nhắc tới khả năng đó.</w:t>
+      </w:r>
+    </w:p>
+    <w:p>
+      <w:pPr>
+        <w:pStyle w:val="ListBullet"/>
+      </w:pPr>
+      <w:r>
+        <w:t>Học sinh có thể xếp nhiều lớp cùng lúc (không ràng buộc 1 học sinh - 1 lớp) — đúng BPD 7.2 cho phép trung tâm dạy nhiều lớp/kỹ năng cùng lúc; không phân biệt cứng theo loại hình đào tạo ở tầng dữ liệu.</w:t>
+      </w:r>
+    </w:p>
+    <w:p>
+      <w:pPr>
+        <w:pStyle w:val="ListBullet"/>
+      </w:pPr>
+      <w:r>
+        <w:t>Chuyển lớp không ghi đè bản ghi enrollment cũ — luôn đóng bản ghi cũ (trạng thái chuyen_lop, có ngày rời lớp) và tạo bản ghi mới, giữ đúng lịch sử theo nguyên tắc chung của BPD.</w:t>
+      </w:r>
+    </w:p>
+    <w:p>
+      <w:pPr>
+        <w:pStyle w:val="ListBullet"/>
+      </w:pPr>
+      <w:r>
+        <w:t>Chi tiết phân tích đầy đủ: docs/analysis/E01_E04_chuong_trinh_lop_hoc.md trong repo code.</w:t>
       </w:r>
     </w:p>
     <w:sectPr>

--- a/QLTruongHoc/BPD_App_Quan_Ly_Truong_Hoc_Trung_Tam_v0.1.docx
+++ b/QLTruongHoc/BPD_App_Quan_Ly_Truong_Hoc_Trung_Tam_v0.1.docx
@@ -9761,6 +9761,75 @@
       </w:pPr>
       <w:r>
         <w:t>Chi tiết phân tích đầy đủ: docs/analysis/E01_E04_chuong_trinh_lop_hoc.md trong repo code.</w:t>
+      </w:r>
+    </w:p>
+    <w:p>
+      <w:pPr>
+        <w:pStyle w:val="Heading3"/>
+      </w:pPr>
+      <w:r>
+        <w:t>18.8 E05/E06/E07/E08 — Lịch học lặp lại và thời khóa biểu (2026-07-21)</w:t>
+      </w:r>
+    </w:p>
+    <w:p>
+      <w:r>
+        <w:t>Tiếp theo Sprint 2 (E01-E04, mục 18.7). Phạm vi: lịch học lặp lại theo tuần cho lớp, sinh buổi học cụ thể, kiểm tra trùng giáo viên/phòng/lớp, đánh dấu nghỉ và tạo buổi học bù, xem thời khóa biểu theo lớp/giáo viên. Chưa gồm điểm danh (module F) hay báo giảng (module G) — buổi học ở bước này chỉ là khung thời gian, chưa gắn nội dung giảng dạy/điểm danh.</w:t>
+      </w:r>
+    </w:p>
+    <w:p>
+      <w:pPr>
+        <w:pStyle w:val="ListBullet"/>
+      </w:pPr>
+      <w:r>
+        <w:t>Tách hai tầng dữ liệu: LichHoc là quy tắc lặp lại theo tuần (thứ, giờ, phòng, giáo viên, khoảng ngày áp dụng); BuoiHoc là buổi học cụ thể tại một ngày, được sinh từ LichHoc hoặc tạo tay cho buổi học bù — giữ đúng nguyên tắc không ghi đè, có lịch sử, giống HocSinhLopHoc.</w:t>
+      </w:r>
+    </w:p>
+    <w:p>
+      <w:pPr>
+        <w:pStyle w:val="ListBullet"/>
+      </w:pPr>
+      <w:r>
+        <w:t>Tách hành động lưu quy tắc lịch học và sinh buổi học thành hai bước riêng — nhân viên học vụ chủ động kiểm soát sinh đến ngày nào, tránh sinh hàng loạt buổi ngoài ý muốn khi lớp chưa có ngày kết thúc.</w:t>
+      </w:r>
+    </w:p>
+    <w:p>
+      <w:pPr>
+        <w:pStyle w:val="ListBullet"/>
+      </w:pPr>
+      <w:r>
+        <w:t>Kiểm tra trùng giáo viên/phòng (E06) chặn cứng toàn bộ khi sinh buổi học hoặc tạo buổi bù — không sinh "nửa vời" (giữ buổi hợp lệ, bỏ buổi lỗi); nhất quán với nguyên tắc chặn cứng đã dùng ở E03 (vượt sĩ số).</w:t>
+      </w:r>
+    </w:p>
+    <w:p>
+      <w:pPr>
+        <w:pStyle w:val="ListBullet"/>
+      </w:pPr>
+      <w:r>
+        <w:t>Buổi học đã chuyển trạng thái da_hoc (đã học) không sửa được qua màn hình lịch học nữa — việc đó thuộc phạm vi điểm danh/báo giảng (module F/G), chưa triển khai.</w:t>
+      </w:r>
+    </w:p>
+    <w:p>
+      <w:pPr>
+        <w:pStyle w:val="ListBullet"/>
+      </w:pPr>
+      <w:r>
+        <w:t>Tái sử dụng quyền lop_hoc.xem/lop_hoc.quan_ly đã seed từ Sprint 0, không tạo quyền mới — đúng quyết định đã chốt ở mục 18.7.</w:t>
+      </w:r>
+    </w:p>
+    <w:p>
+      <w:pPr>
+        <w:pStyle w:val="ListBullet"/>
+      </w:pPr>
+      <w:r>
+        <w:t>Chưa làm thời khóa biểu theo học sinh/phụ huynh (thuộc Portal — module J) và chưa có thông báo tự động khi đánh dấu nghỉ (thuộc module Thông báo — M11) — để các bước sau.</w:t>
+      </w:r>
+    </w:p>
+    <w:p>
+      <w:pPr>
+        <w:pStyle w:val="ListBullet"/>
+      </w:pPr>
+      <w:r>
+        <w:t>Chi tiết phân tích đầy đủ: docs/analysis/E05_E08_lich_hoc.md trong repo code.</w:t>
       </w:r>
     </w:p>
     <w:sectPr>

--- a/QLTruongHoc/BPD_App_Quan_Ly_Truong_Hoc_Trung_Tam_v0.1.docx
+++ b/QLTruongHoc/BPD_App_Quan_Ly_Truong_Hoc_Trung_Tam_v0.1.docx
@@ -9830,6 +9830,59 @@
       </w:pPr>
       <w:r>
         <w:t>Chi tiết phân tích đầy đủ: docs/analysis/E05_E08_lich_hoc.md trong repo code.</w:t>
+      </w:r>
+    </w:p>
+    <w:p>
+      <w:pPr>
+        <w:pStyle w:val="Heading3"/>
+      </w:pPr>
+      <w:r>
+        <w:t>18.9 Phạm vi nghiệp vụ tại đơn vị hệ thống (2026-07-21)</w:t>
+      </w:r>
+    </w:p>
+    <w:p>
+      <w:r>
+        <w:t>Theo yêu cầu người dùng xác nhận lại 2026-07-21: đơn vị gốc SYSTEM (loaiDonVi = 'he_thong') chỉ dùng để quản trị, không phải nơi vận hành nghiệp vụ đào tạo/tuyển sinh thật.</w:t>
+      </w:r>
+    </w:p>
+    <w:p>
+      <w:pPr>
+        <w:pStyle w:val="ListBullet"/>
+      </w:pPr>
+      <w:r>
+        <w:t>Được phép tại đơn vị hệ thống: quản lý cây đơn vị, tạo/khoá tài khoản người dùng và gán vai trò vào bất kỳ đơn vị nào — kể cả tạo tài khoản vai trò giáo viên/kế toán... rồi gán (phân bổ) sang đơn vị nghiệp vụ cụ thể (luồng "trụ sở tạo tài khoản → phân bổ nhân sự về từng trường/trung tâm").</w:t>
+      </w:r>
+    </w:p>
+    <w:p>
+      <w:pPr>
+        <w:pStyle w:val="ListBullet"/>
+      </w:pPr>
+      <w:r>
+        <w:t>Không được phép tại đơn vị hệ thống: tạo chương trình đào tạo, hồ sơ giáo viên (khác tài khoản đăng nhập), lớp học, lịch học, học sinh, lead/tuyển sinh — những dữ liệu này luôn phải thuộc một trường/trung tâm/cơ sở cụ thể.</w:t>
+      </w:r>
+    </w:p>
+    <w:p>
+      <w:pPr>
+        <w:pStyle w:val="ListBullet"/>
+      </w:pPr>
+      <w:r>
+        <w:t>Thực thi bằng assertDonViChoPhepNghiepVu (server/services/donVi.service.ts), chặn ở tầng service tại các hàm tạo chương trình, hồ sơ giáo viên, lớp học, học sinh, lead. LichHoc/BuoiHoc không cần chặn riêng vì luôn phụ thuộc một LopHoc có sẵn, đã bị chặn gián tiếp từ nguồn.</w:t>
+      </w:r>
+    </w:p>
+    <w:p>
+      <w:pPr>
+        <w:pStyle w:val="ListBullet"/>
+      </w:pPr>
+      <w:r>
+        <w:t>Vai trò kế toán đã có sẵn, dùng chung cho mọi trường/trung tâm khi cần. Vai trò "lễ tân" chưa được định nghĩa trong VaiTro — nếu sau này cần, phải phân tích quyền hạn cụ thể trước khi seed vai trò mới.</w:t>
+      </w:r>
+    </w:p>
+    <w:p>
+      <w:pPr>
+        <w:pStyle w:val="ListBullet"/>
+      </w:pPr>
+      <w:r>
+        <w:t>Chi tiết phân tích đầy đủ: docs/analysis/A01_cay_don_vi.md mục 11 trong repo code.</w:t>
       </w:r>
     </w:p>
     <w:sectPr>

--- a/QLTruongHoc/BPD_App_Quan_Ly_Truong_Hoc_Trung_Tam_v0.1.docx
+++ b/QLTruongHoc/BPD_App_Quan_Ly_Truong_Hoc_Trung_Tam_v0.1.docx
@@ -9883,6 +9883,59 @@
       </w:pPr>
       <w:r>
         <w:t>Chi tiết phân tích đầy đủ: docs/analysis/A01_cay_don_vi.md mục 11 trong repo code.</w:t>
+      </w:r>
+    </w:p>
+    <w:p>
+      <w:pPr>
+        <w:pStyle w:val="Heading3"/>
+      </w:pPr>
+      <w:r>
+        <w:t>18.10 D05/D06 — Lịch sử trạng thái học tập, chuyển lớp/ngừng học/bảo lưu (2026-07-21)</w:t>
+      </w:r>
+    </w:p>
+    <w:p>
+      <w:r>
+        <w:t>Tiếp D01/D03 (mục 18.3) và E03. Phạm vi: lịch sử đổi trạng thái tổng thể học sinh (HocSinh.trangThai), và đồng bộ trạng thái ở tất cả lớp học sinh đang theo học khi đổi trạng thái ở cấp học sinh — tránh lệch giữa hồ sơ chung và trạng thái theo từng lớp.</w:t>
+      </w:r>
+    </w:p>
+    <w:p>
+      <w:pPr>
+        <w:pStyle w:val="ListBullet"/>
+      </w:pPr>
+      <w:r>
+        <w:t>Thêm bảng lịch sử HocSinhTrangThaiLichSu (không ghi đè, mỗi lần đổi trạng thái là một dòng mới) — đúng nguyên tắc lịch sử chung của BPD, giống HocSinhLopHoc và LeadHoatDong.</w:t>
+      </w:r>
+    </w:p>
+    <w:p>
+      <w:pPr>
+        <w:pStyle w:val="ListBullet"/>
+      </w:pPr>
+      <w:r>
+        <w:t>Đổi trạng thái học sinh sang ngừng học/hoàn thành: tự động đóng tất cả HocSinhLopHoc đang hoạt động (đang học/bảo lưu) của học sinh đó, đúng ngày hiệu lực và lý do đã nhập. Đổi sang bảo lưu: chuyển các lớp đang học sang bảo lưu, không đóng (không có ngày rời lớp).</w:t>
+      </w:r>
+    </w:p>
+    <w:p>
+      <w:pPr>
+        <w:pStyle w:val="ListBullet"/>
+      </w:pPr>
+      <w:r>
+        <w:t>Mở lại trạng thái (về tiếp nhận/đang học) không tự động mở lại các lớp đã đóng/bảo lưu — nhân viên học vụ xếp lại lớp thủ công, vì có thể xếp vào lớp khác lớp cũ. Quyết định MVP để tránh suy luận sai lớp đích.</w:t>
+      </w:r>
+    </w:p>
+    <w:p>
+      <w:pPr>
+        <w:pStyle w:val="ListBullet"/>
+      </w:pPr>
+      <w:r>
+        <w:t>Chặn đổi trạng thái trùng với trạng thái hiện tại để tránh ghi lịch sử rỗng.</w:t>
+      </w:r>
+    </w:p>
+    <w:p>
+      <w:pPr>
+        <w:pStyle w:val="ListBullet"/>
+      </w:pPr>
+      <w:r>
+        <w:t>Chi tiết phân tích đầy đủ: docs/analysis/D05_D06_lich_su_trang_thai_hoc_tap.md trong repo code.</w:t>
       </w:r>
     </w:p>
     <w:sectPr>

--- a/QLTruongHoc/BPD_App_Quan_Ly_Truong_Hoc_Trung_Tam_v0.1.docx
+++ b/QLTruongHoc/BPD_App_Quan_Ly_Truong_Hoc_Trung_Tam_v0.1.docx
@@ -9936,6 +9936,104 @@
       </w:pPr>
       <w:r>
         <w:t>Chi tiết phân tích đầy đủ: docs/analysis/D05_D06_lich_su_trang_thai_hoc_tap.md trong repo code.</w:t>
+      </w:r>
+    </w:p>
+    <w:p>
+      <w:pPr>
+        <w:pStyle w:val="Heading3"/>
+      </w:pPr>
+      <w:r>
+        <w:t>18.11 F01/F02/F04 — Điểm danh theo buổi học (2026-07-21)</w:t>
+      </w:r>
+    </w:p>
+    <w:p>
+      <w:r>
+        <w:t>Mở đầu Sprint 3, đúng 4 bước. Phạm vi: điểm danh học sinh theo từng buổi học cụ thể (BuoiHoc, có từ E05-E08), các trạng thái điểm danh, giáo viên ghi nhận. Chưa gồm F03 (phụ huynh gửi đơn xin phép — cần Portal, module J chưa làm) và F05 (thông báo vắng học — cần module Thông báo, M11 chưa làm). F06 (mầm non: giờ đón/trả) để riêng, chưa cấp thiết cho MVP điểm danh chung.</w:t>
+      </w:r>
+    </w:p>
+    <w:p>
+      <w:pPr>
+        <w:pStyle w:val="ListBullet"/>
+      </w:pPr>
+      <w:r>
+        <w:t>Bảng DiemDanh lưu một dòng duy nhất cho mỗi cặp (buổi học, học sinh) — khác nguyên tắc không ghi đè ở các bảng khác, vì điểm danh là một sự kiện đã chốt tại một buổi cụ thể, sửa lại là sửa đúng bản ghi đó chứ không phải một lần chuyển trạng thái mới. Audit log vẫn ghi mỗi lần lưu để có dấu vết.</w:t>
+      </w:r>
+    </w:p>
+    <w:p>
+      <w:pPr>
+        <w:pStyle w:val="ListBullet"/>
+      </w:pPr>
+      <w:r>
+        <w:t>Danh sách học sinh điểm danh (roster) dựng từ HocSinhLopHoc theo đúng ngày học của buổi (ngày vào lớp không sau ngày học, và ngày rời lớp chưa có hoặc không trước ngày học) — tái tạo đúng danh sách lớp tại thời điểm đó, không phụ thuộc trạng thái ghi danh hiện tại.</w:t>
+      </w:r>
+    </w:p>
+    <w:p>
+      <w:pPr>
+        <w:pStyle w:val="ListBullet"/>
+      </w:pPr>
+      <w:r>
+        <w:t>Buổi chưa điểm danh lần nào thì mặc định mọi học sinh là Có mặt, chỉ cần sửa các trường hợp ngoại lệ — giảm thao tác nhập liệu. Lưu điểm danh lần đầu tự động chuyển BuoiHoc sang trạng thái đã học (da_hoc), đúng như đã chốt trước ở mục 18.8.</w:t>
+      </w:r>
+    </w:p>
+    <w:p>
+      <w:pPr>
+        <w:pStyle w:val="ListBullet"/>
+      </w:pPr>
+      <w:r>
+        <w:t>Không cho điểm danh buổi đã nghỉ hoặc đã huỷ. Tái sử dụng đúng 2 quyền diem_danh.xem/diem_danh.thuc_hien đã seed sẵn từ Sprint 0, không tạo quyền mới, không đổi ma trận vai trò-quyền hiện có (giáo viên được thực hiện, học vụ chỉ xem).</w:t>
+      </w:r>
+    </w:p>
+    <w:p>
+      <w:pPr>
+        <w:pStyle w:val="ListBullet"/>
+      </w:pPr>
+      <w:r>
+        <w:t>Chi tiết phân tích đầy đủ: docs/analysis/F01_F02_F04_diem_danh.md trong repo code.</w:t>
+      </w:r>
+    </w:p>
+    <w:p>
+      <w:pPr>
+        <w:pStyle w:val="Heading3"/>
+      </w:pPr>
+      <w:r>
+        <w:t>18.12 G01/G02/G03 — Báo giảng theo buổi, nhận xét giáo viên (2026-07-21)</w:t>
+      </w:r>
+    </w:p>
+    <w:p>
+      <w:r>
+        <w:t>Tiếp F01/F02/F04 (mục 18.11), cùng ngày. Phạm vi: ghi nội dung bài học và bài tập giao cho mỗi buổi học, kèm nhận xét riêng từng học sinh (dùng lại đúng màn điểm danh). Chưa gồm G04 (kiểm tra/đánh giá), G05 (tiến độ theo chương trình), G06/G07 (kỹ năng ngoại ngữ, phát triển toàn diện mầm non) — cần mô hình dữ liệu riêng phức tạp hơn, để bước sau.</w:t>
+      </w:r>
+    </w:p>
+    <w:p>
+      <w:pPr>
+        <w:pStyle w:val="ListBullet"/>
+      </w:pPr>
+      <w:r>
+        <w:t>Bảng BaoGiang lưu đúng một dòng cho mỗi buổi học (unique theo buoiHocId) — sửa lại là ghi đè đúng bản ghi đó, cùng nguyên tắc đã áp dụng cho điểm danh. Nhận xét từng học sinh thêm trực tiếp vào cột nhanXet của bảng DiemDanh có sẵn, không tạo bảng riêng — lưu cùng lúc với điểm danh trên cùng một màn hình, đúng luồng làm việc thật của giáo viên sau mỗi buổi dạy.</w:t>
+      </w:r>
+    </w:p>
+    <w:p>
+      <w:pPr>
+        <w:pStyle w:val="ListBullet"/>
+      </w:pPr>
+      <w:r>
+        <w:t>Seed quyền mới hoc_tap.xem/hoc_tap.ghi_nhan — khác điểm danh, không tái dùng được lop_hoc.quan_ly vì vai trò giáo viên chỉ có lop_hoc.xem. Gán hoc_tap.xem và hoc_tap.ghi_nhan cho giáo viên và quản lý đơn vị; học vụ chỉ có hoc_tap.xem, đúng nguyên tắc đã áp dụng ở điểm danh (học vụ chỉ xem, không ghi nhận thay giáo viên).</w:t>
+      </w:r>
+    </w:p>
+    <w:p>
+      <w:pPr>
+        <w:pStyle w:val="ListBullet"/>
+      </w:pPr>
+      <w:r>
+        <w:t>Không cho ghi báo giảng cho buổi đã nghỉ hoặc đã huỷ, cùng nguyên tắc đã áp dụng ở điểm danh.</w:t>
+      </w:r>
+    </w:p>
+    <w:p>
+      <w:pPr>
+        <w:pStyle w:val="ListBullet"/>
+      </w:pPr>
+      <w:r>
+        <w:t>Chi tiết phân tích đầy đủ: docs/analysis/G01_G02_G03_bao_giang.md trong repo code.</w:t>
       </w:r>
     </w:p>
     <w:sectPr>

--- a/QLTruongHoc/BPD_App_Quan_Ly_Truong_Hoc_Trung_Tam_v0.1.docx
+++ b/QLTruongHoc/BPD_App_Quan_Ly_Truong_Hoc_Trung_Tam_v0.1.docx
@@ -10034,6 +10034,59 @@
       </w:pPr>
       <w:r>
         <w:t>Chi tiết phân tích đầy đủ: docs/analysis/G01_G02_G03_bao_giang.md trong repo code.</w:t>
+      </w:r>
+    </w:p>
+    <w:p>
+      <w:pPr>
+        <w:pStyle w:val="Heading3"/>
+      </w:pPr>
+      <w:r>
+        <w:t>18.13 H01/H02 — Danh mục khoản thu, Kỳ thu (2026-07-22)</w:t>
+      </w:r>
+    </w:p>
+    <w:p>
+      <w:r>
+        <w:t>Mở Sprint 5 (Tài chính). Phạm vi: danh mục khoản thu, kỳ thu, gán khoản thu áp dụng cho kỳ, mở/đóng kỳ thu. Chưa gồm H03-H09 (sinh khoản phải thu theo lớp/học sinh, thu tiền từng phần, miễn giảm, công nợ, biên nhận, hoàn phí/chuyển phí/bảo lưu, báo cáo doanh thu) — để lại làm slice tiếp theo.</w:t>
+      </w:r>
+    </w:p>
+    <w:p>
+      <w:pPr>
+        <w:pStyle w:val="ListBullet"/>
+      </w:pPr>
+      <w:r>
+        <w:t>Mã khoản thu/kỳ thu nhân viên tự đặt (giống chương trình đào tạo/lớp học), không tự sinh như mã học sinh/phụ huynh/lead.</w:t>
+      </w:r>
+    </w:p>
+    <w:p>
+      <w:pPr>
+        <w:pStyle w:val="ListBullet"/>
+      </w:pPr>
+      <w:r>
+        <w:t>Kỳ thu có 3 trạng thái một chiều: nhap (sửa được) → da_mo (khoá sửa thông tin và khoản thu áp dụng) → da_dong, không quay lại được. Mở kỳ bắt buộc phải có ít nhất một khoản thu áp dụng.</w:t>
+      </w:r>
+    </w:p>
+    <w:p>
+      <w:pPr>
+        <w:pStyle w:val="ListBullet"/>
+      </w:pPr>
+      <w:r>
+        <w:t>Gán khoản thu áp dụng cho kỳ theo kiểu thay toàn bộ danh sách (xoá hết rồi chèn lại), cùng nguyên tắc với lưu điểm danh hàng loạt. Không cho gán khoản thu đã ngừng áp dụng vào kỳ thu mới.</w:t>
+      </w:r>
+    </w:p>
+    <w:p>
+      <w:pPr>
+        <w:pStyle w:val="ListBullet"/>
+      </w:pPr>
+      <w:r>
+        <w:t>Tái sử dụng quyền tai_chinh.xem/tai_chinh.quan_ly đã seed sẵn từ Sprint 0 và đã gán cho kế toán/quản lý đơn vị, không tạo quyền mới.</w:t>
+      </w:r>
+    </w:p>
+    <w:p>
+      <w:pPr>
+        <w:pStyle w:val="ListBullet"/>
+      </w:pPr>
+      <w:r>
+        <w:t>Chi tiết phân tích đầy đủ: docs/analysis/H01_H02_khoan_thu_ky_thu.md trong repo code.</w:t>
       </w:r>
     </w:p>
     <w:sectPr>

--- a/QLTruongHoc/BPD_App_Quan_Ly_Truong_Hoc_Trung_Tam_v0.1.docx
+++ b/QLTruongHoc/BPD_App_Quan_Ly_Truong_Hoc_Trung_Tam_v0.1.docx
@@ -10087,6 +10087,75 @@
       </w:pPr>
       <w:r>
         <w:t>Chi tiết phân tích đầy đủ: docs/analysis/H01_H02_khoan_thu_ky_thu.md trong repo code.</w:t>
+      </w:r>
+    </w:p>
+    <w:p>
+      <w:pPr>
+        <w:pStyle w:val="Heading3"/>
+      </w:pPr>
+      <w:r>
+        <w:t>18.14 H03-H07 — Khoản phải thu, miễn giảm, thu tiền, công nợ, biên nhận (2026-07-22)</w:t>
+      </w:r>
+    </w:p>
+    <w:p>
+      <w:r>
+        <w:t>Tiếp H01/H02 (mục 18.13). Phạm vi: sinh khoản phải thu cho từng học sinh theo lớp, miễn giảm, thu tiền từng phần/nhiều lần, xem công nợ toàn đơn vị, xem lịch sử phiếu thu (biên nhận). Chưa gồm H08 (hoàn phí/chuyển phí/bảo lưu) và H09 (báo cáo doanh thu tổng hợp có biểu đồ) — để lại làm bước sau.</w:t>
+      </w:r>
+    </w:p>
+    <w:p>
+      <w:pPr>
+        <w:pStyle w:val="ListBullet"/>
+      </w:pPr>
+      <w:r>
+        <w:t>Đơn giản hoá lớn nhất so với bản nháp database/003_init_finance_learning.sql: một phiếu thu gắn đúng một khoản phải thu (không có PhieuThuChiTiet nhiều khoản/phiếu). Thu nhiều lần vẫn đủ vì một khoản phải thu nhận được nhiều phiếu thu cho tới khi thu đủ.</w:t>
+      </w:r>
+    </w:p>
+    <w:p>
+      <w:pPr>
+        <w:pStyle w:val="ListBullet"/>
+      </w:pPr>
+      <w:r>
+        <w:t>conLai tính trong tầng service (tongTien - giamTru - daThu), không dùng generated column của MySQL, để không phụ thuộc cách Drizzle ORM xử lý generated column khi update.</w:t>
+      </w:r>
+    </w:p>
+    <w:p>
+      <w:pPr>
+        <w:pStyle w:val="ListBullet"/>
+      </w:pPr>
+      <w:r>
+        <w:t>Đóng kỳ thu khoá luôn cả miễn giảm và thu tiền (không chỉ khoá sửa thông tin kỳ như đã chốt ở mục 18.13) — chốt sổ đúng nghĩa, kể cả khoản phải thu chưa thu đủ.</w:t>
+      </w:r>
+    </w:p>
+    <w:p>
+      <w:pPr>
+        <w:pStyle w:val="ListBullet"/>
+      </w:pPr>
+      <w:r>
+        <w:t>Sinh khoản phải thu theo lớp có tính chất idempotent: bỏ qua học sinh đã có khoản phải thu cho đúng kỳ đó, chạy lại nhiều lớp/nhiều lần không tạo trùng.</w:t>
+      </w:r>
+    </w:p>
+    <w:p>
+      <w:pPr>
+        <w:pStyle w:val="ListBullet"/>
+      </w:pPr>
+      <w:r>
+        <w:t>Trạng thái khoản phải thu (chua_thu/thu_mot_phan/da_thu_du) luôn suy ra tự động từ số liệu, không cho sửa tay. Mã phiếu thu tự sinh PT&lt;năm&gt;&lt;5 số&gt;.</w:t>
+      </w:r>
+    </w:p>
+    <w:p>
+      <w:pPr>
+        <w:pStyle w:val="ListBullet"/>
+      </w:pPr>
+      <w:r>
+        <w:t>Tái sử dụng quyền tai_chinh.xem/tai_chinh.quan_ly đã seed sẵn, không tạo quyền mới.</w:t>
+      </w:r>
+    </w:p>
+    <w:p>
+      <w:pPr>
+        <w:pStyle w:val="ListBullet"/>
+      </w:pPr>
+      <w:r>
+        <w:t>Chi tiết phân tích đầy đủ: docs/analysis/H03_H07_khoan_phai_thu_thu_tien.md trong repo code.</w:t>
       </w:r>
     </w:p>
     <w:sectPr>

--- a/QLTruongHoc/BPD_App_Quan_Ly_Truong_Hoc_Trung_Tam_v0.1.docx
+++ b/QLTruongHoc/BPD_App_Quan_Ly_Truong_Hoc_Trung_Tam_v0.1.docx
@@ -10156,6 +10156,59 @@
       </w:pPr>
       <w:r>
         <w:t>Chi tiết phân tích đầy đủ: docs/analysis/H03_H07_khoan_phai_thu_thu_tien.md trong repo code.</w:t>
+      </w:r>
+    </w:p>
+    <w:p>
+      <w:pPr>
+        <w:pStyle w:val="Heading3"/>
+      </w:pPr>
+      <w:r>
+        <w:t>18.15 H09 — Báo cáo tài chính (2026-07-22)</w:t>
+      </w:r>
+    </w:p>
+    <w:p>
+      <w:r>
+        <w:t>Tiếp H03-H07 (mục 18.14). Phạm vi: tổng thu trong khoảng ngày, tổng công nợ hiện tại, bảng thu theo từng kỳ thu. Chỉ còn H08 (hoàn phí/chuyển phí/bảo lưu) chưa làm trong Sprint 5 — để lại làm bước riêng vì cần thiết kế nghiệp vụ phức tạp hơn.</w:t>
+      </w:r>
+    </w:p>
+    <w:p>
+      <w:pPr>
+        <w:pStyle w:val="ListBullet"/>
+      </w:pPr>
+      <w:r>
+        <w:t>Quyết định quan trọng nhất: tổng thu lọc theo ngày (PhieuThu.ngayThu trong khoảng chọn), còn công nợ và bảng theo kỳ thu KHÔNG lọc theo ngày (luôn là số dư/luỹ kế hiện tại) — tránh trộn hai trục thời gian gây khó hiểu.</w:t>
+      </w:r>
+    </w:p>
+    <w:p>
+      <w:pPr>
+        <w:pStyle w:val="ListBullet"/>
+      </w:pPr>
+      <w:r>
+        <w:t>Không thêm bảng mới — chỉ thêm truy vấn tổng hợp (SUM/COUNT/GROUP BY) trên các bảng đã có từ H01-H07.</w:t>
+      </w:r>
+    </w:p>
+    <w:p>
+      <w:pPr>
+        <w:pStyle w:val="ListBullet"/>
+      </w:pPr>
+      <w:r>
+        <w:t>Đơn vị hệ thống xem gộp toàn bộ đơn vị đang hoạt động, bảng theo kỳ thu thêm cột Đơn vị — đúng nguyên tắc xem gộp đã dùng ở các module khác.</w:t>
+      </w:r>
+    </w:p>
+    <w:p>
+      <w:pPr>
+        <w:pStyle w:val="ListBullet"/>
+      </w:pPr>
+      <w:r>
+        <w:t>Tái sử dụng quyền tai_chinh.xem, không tạo quyền mới.</w:t>
+      </w:r>
+    </w:p>
+    <w:p>
+      <w:pPr>
+        <w:pStyle w:val="ListBullet"/>
+      </w:pPr>
+      <w:r>
+        <w:t>Chi tiết phân tích đầy đủ: docs/analysis/H09_bao_cao_tai_chinh.md trong repo code.</w:t>
       </w:r>
     </w:p>
     <w:sectPr>
